--- a/学习资料/python学习的相关资料/ai组的学习计划&路径/2026-2/2026人工智能组中期考核/B题_姚晨_计算机学院计算机类(12)班/项目详细文档/差分隐私控制项目详细文档_姚晨.docx
+++ b/学习资料/python学习的相关资料/ai组的学习计划&路径/2026-2/2026人工智能组中期考核/B题_姚晨_计算机学院计算机类(12)班/项目详细文档/差分隐私控制项目详细文档_姚晨.docx
@@ -137,7 +137,7 @@
       <w:pPr>
         <w:jc w:val="center"/>
         <w:rPr>
-          <w:rFonts w:ascii="隶书" w:eastAsia="隶书" w:hAnsi="宋体" w:hint="eastAsia"/>
+          <w:rFonts w:ascii="隶书" w:eastAsia="隶书" w:hAnsi="宋体"/>
           <w:b/>
           <w:sz w:val="44"/>
           <w:szCs w:val="44"/>
@@ -148,7 +148,7 @@
       <w:pPr>
         <w:jc w:val="center"/>
         <w:rPr>
-          <w:rFonts w:ascii="隶书" w:eastAsia="隶书" w:hAnsi="宋体" w:hint="eastAsia"/>
+          <w:rFonts w:ascii="隶书" w:eastAsia="隶书" w:hAnsi="宋体"/>
           <w:b/>
           <w:sz w:val="44"/>
           <w:szCs w:val="44"/>
@@ -159,7 +159,7 @@
       <w:pPr>
         <w:jc w:val="center"/>
         <w:rPr>
-          <w:rFonts w:ascii="隶书" w:eastAsia="隶书" w:hAnsi="宋体" w:hint="eastAsia"/>
+          <w:rFonts w:ascii="隶书" w:eastAsia="隶书" w:hAnsi="宋体"/>
           <w:b/>
           <w:sz w:val="52"/>
           <w:szCs w:val="52"/>
@@ -181,7 +181,7 @@
       <w:pPr>
         <w:jc w:val="center"/>
         <w:rPr>
-          <w:rFonts w:ascii="隶书" w:eastAsia="隶书" w:hAnsi="宋体" w:hint="eastAsia"/>
+          <w:rFonts w:ascii="隶书" w:eastAsia="隶书" w:hAnsi="宋体"/>
           <w:b/>
           <w:sz w:val="52"/>
           <w:szCs w:val="52"/>
@@ -529,20 +529,47 @@
           <w:szCs w:val="32"/>
           <w:u w:val="thick"/>
         </w:rPr>
-        <w:t>大</w:t>
-      </w:r>
-      <w:proofErr w:type="gramStart"/>
-      <w:r>
-        <w:rPr>
-          <w:rFonts w:ascii="黑体" w:eastAsia="黑体" w:hint="eastAsia"/>
+        <w:t>大一(12)班</w:t>
+      </w:r>
+      <w:r>
+        <w:rPr>
+          <w:rFonts w:ascii="黑体" w:eastAsia="黑体"/>
           <w:b/>
           <w:sz w:val="32"/>
           <w:szCs w:val="32"/>
           <w:u w:val="thick"/>
         </w:rPr>
-        <w:t>一</w:t>
-      </w:r>
-      <w:proofErr w:type="gramEnd"/>
+        <w:t xml:space="preserve">     </w:t>
+      </w:r>
+    </w:p>
+    <w:p>
+      <w:pPr>
+        <w:ind w:left="840" w:firstLineChars="300" w:firstLine="964"/>
+        <w:jc w:val="left"/>
+        <w:rPr>
+          <w:rFonts w:ascii="黑体" w:eastAsia="黑体"/>
+          <w:b/>
+          <w:sz w:val="32"/>
+        </w:rPr>
+      </w:pPr>
+      <w:r>
+        <w:rPr>
+          <w:rFonts w:ascii="黑体" w:eastAsia="黑体" w:hint="eastAsia"/>
+          <w:b/>
+          <w:sz w:val="32"/>
+        </w:rPr>
+        <w:t>学   号</w:t>
+      </w:r>
+      <w:bookmarkStart w:id="4" w:name="_Toc25496"/>
+      <w:bookmarkEnd w:id="3"/>
+      <w:r>
+        <w:rPr>
+          <w:rFonts w:ascii="黑体" w:eastAsia="黑体" w:hint="eastAsia"/>
+          <w:b/>
+          <w:sz w:val="32"/>
+        </w:rPr>
+        <w:t xml:space="preserve">   </w:t>
+      </w:r>
       <w:r>
         <w:rPr>
           <w:rFonts w:ascii="黑体" w:eastAsia="黑体" w:hint="eastAsia"/>
@@ -551,7 +578,7 @@
           <w:szCs w:val="32"/>
           <w:u w:val="thick"/>
         </w:rPr>
-        <w:t>(12)班</w:t>
+        <w:t xml:space="preserve"> </w:t>
       </w:r>
       <w:r>
         <w:rPr>
@@ -563,35 +590,6 @@
         </w:rPr>
         <w:t xml:space="preserve">     </w:t>
       </w:r>
-    </w:p>
-    <w:p>
-      <w:pPr>
-        <w:ind w:left="840" w:firstLineChars="300" w:firstLine="964"/>
-        <w:jc w:val="left"/>
-        <w:rPr>
-          <w:rFonts w:ascii="黑体" w:eastAsia="黑体"/>
-          <w:b/>
-          <w:sz w:val="32"/>
-        </w:rPr>
-      </w:pPr>
-      <w:r>
-        <w:rPr>
-          <w:rFonts w:ascii="黑体" w:eastAsia="黑体" w:hint="eastAsia"/>
-          <w:b/>
-          <w:sz w:val="32"/>
-        </w:rPr>
-        <w:t>学   号</w:t>
-      </w:r>
-      <w:bookmarkStart w:id="4" w:name="_Toc25496"/>
-      <w:bookmarkEnd w:id="3"/>
-      <w:r>
-        <w:rPr>
-          <w:rFonts w:ascii="黑体" w:eastAsia="黑体" w:hint="eastAsia"/>
-          <w:b/>
-          <w:sz w:val="32"/>
-        </w:rPr>
-        <w:t xml:space="preserve">   </w:t>
-      </w:r>
       <w:r>
         <w:rPr>
           <w:rFonts w:ascii="黑体" w:eastAsia="黑体" w:hint="eastAsia"/>
@@ -600,7 +598,7 @@
           <w:szCs w:val="32"/>
           <w:u w:val="thick"/>
         </w:rPr>
-        <w:t xml:space="preserve"> </w:t>
+        <w:t xml:space="preserve">3125004395 </w:t>
       </w:r>
       <w:r>
         <w:rPr>
@@ -610,7 +608,35 @@
           <w:szCs w:val="32"/>
           <w:u w:val="thick"/>
         </w:rPr>
-        <w:t xml:space="preserve">     </w:t>
+        <w:t xml:space="preserve">    </w:t>
+      </w:r>
+    </w:p>
+    <w:p>
+      <w:pPr>
+        <w:ind w:left="840" w:firstLineChars="300" w:firstLine="964"/>
+        <w:jc w:val="left"/>
+        <w:rPr>
+          <w:rFonts w:ascii="黑体" w:eastAsia="黑体"/>
+          <w:b/>
+          <w:sz w:val="32"/>
+        </w:rPr>
+      </w:pPr>
+      <w:r>
+        <w:rPr>
+          <w:rFonts w:ascii="黑体" w:eastAsia="黑体" w:hint="eastAsia"/>
+          <w:b/>
+          <w:sz w:val="32"/>
+        </w:rPr>
+        <w:t>学生姓名</w:t>
+      </w:r>
+      <w:bookmarkEnd w:id="4"/>
+      <w:r>
+        <w:rPr>
+          <w:rFonts w:ascii="黑体" w:eastAsia="黑体" w:hint="eastAsia"/>
+          <w:b/>
+          <w:sz w:val="32"/>
+        </w:rPr>
+        <w:t xml:space="preserve">  </w:t>
       </w:r>
       <w:r>
         <w:rPr>
@@ -620,7 +646,7 @@
           <w:szCs w:val="32"/>
           <w:u w:val="thick"/>
         </w:rPr>
-        <w:t xml:space="preserve">3125004395 </w:t>
+        <w:t xml:space="preserve"> </w:t>
       </w:r>
       <w:r>
         <w:rPr>
@@ -630,35 +656,7 @@
           <w:szCs w:val="32"/>
           <w:u w:val="thick"/>
         </w:rPr>
-        <w:t xml:space="preserve">    </w:t>
-      </w:r>
-    </w:p>
-    <w:p>
-      <w:pPr>
-        <w:ind w:left="840" w:firstLineChars="300" w:firstLine="964"/>
-        <w:jc w:val="left"/>
-        <w:rPr>
-          <w:rFonts w:ascii="黑体" w:eastAsia="黑体"/>
-          <w:b/>
-          <w:sz w:val="32"/>
-        </w:rPr>
-      </w:pPr>
-      <w:r>
-        <w:rPr>
-          <w:rFonts w:ascii="黑体" w:eastAsia="黑体" w:hint="eastAsia"/>
-          <w:b/>
-          <w:sz w:val="32"/>
-        </w:rPr>
-        <w:t>学生姓名</w:t>
-      </w:r>
-      <w:bookmarkEnd w:id="4"/>
-      <w:r>
-        <w:rPr>
-          <w:rFonts w:ascii="黑体" w:eastAsia="黑体" w:hint="eastAsia"/>
-          <w:b/>
-          <w:sz w:val="32"/>
-        </w:rPr>
-        <w:t xml:space="preserve">  </w:t>
+        <w:t xml:space="preserve">     </w:t>
       </w:r>
       <w:r>
         <w:rPr>
@@ -668,7 +666,7 @@
           <w:szCs w:val="32"/>
           <w:u w:val="thick"/>
         </w:rPr>
-        <w:t xml:space="preserve"> </w:t>
+        <w:t>姚晨</w:t>
       </w:r>
       <w:r>
         <w:rPr>
@@ -678,26 +676,6 @@
           <w:szCs w:val="32"/>
           <w:u w:val="thick"/>
         </w:rPr>
-        <w:t xml:space="preserve">     </w:t>
-      </w:r>
-      <w:r>
-        <w:rPr>
-          <w:rFonts w:ascii="黑体" w:eastAsia="黑体" w:hint="eastAsia"/>
-          <w:b/>
-          <w:sz w:val="32"/>
-          <w:szCs w:val="32"/>
-          <w:u w:val="thick"/>
-        </w:rPr>
-        <w:t>姚晨</w:t>
-      </w:r>
-      <w:r>
-        <w:rPr>
-          <w:rFonts w:ascii="黑体" w:eastAsia="黑体"/>
-          <w:b/>
-          <w:sz w:val="32"/>
-          <w:szCs w:val="32"/>
-          <w:u w:val="thick"/>
-        </w:rPr>
         <w:t xml:space="preserve">           </w:t>
       </w:r>
     </w:p>
@@ -751,15 +729,14 @@
     </w:p>
     <w:bookmarkEnd w:id="0"/>
     <w:p/>
-    <w:p/>
     <w:p>
       <w:pPr>
         <w:widowControl/>
         <w:jc w:val="left"/>
-      </w:pPr>
-      <w:r>
-        <w:br w:type="page"/>
-      </w:r>
+        <w:rPr>
+          <w:rFonts w:hint="eastAsia"/>
+        </w:rPr>
+      </w:pPr>
     </w:p>
     <w:p>
       <w:pPr>
@@ -4507,50 +4484,40 @@
           <w:b/>
           <w:bCs/>
         </w:rPr>
-        <w:t>最大</w:t>
-      </w:r>
-      <w:proofErr w:type="gramStart"/>
+        <w:t>最大泄露值</w:t>
+      </w:r>
       <w:r>
         <w:rPr>
           <w:rFonts w:hint="eastAsia"/>
           <w:b/>
           <w:bCs/>
         </w:rPr>
-        <w:t>泄露值</w:t>
-      </w:r>
-      <w:proofErr w:type="gramEnd"/>
+        <w:t>,</w:t>
+      </w:r>
+      <w:r>
+        <w:rPr>
+          <w:rFonts w:hint="eastAsia"/>
+        </w:rPr>
+        <w:t>超过此值</w:t>
+      </w:r>
+      <w:r>
+        <w:rPr>
+          <w:rFonts w:hint="eastAsia"/>
+        </w:rPr>
+        <w:t>,</w:t>
+      </w:r>
+      <w:r>
+        <w:rPr>
+          <w:rFonts w:hint="eastAsia"/>
+        </w:rPr>
+        <w:t>则在数学上</w:t>
+      </w:r>
       <w:r>
         <w:rPr>
           <w:rFonts w:hint="eastAsia"/>
           <w:b/>
           <w:bCs/>
         </w:rPr>
-        <w:t>,</w:t>
-      </w:r>
-      <w:r>
-        <w:rPr>
-          <w:rFonts w:hint="eastAsia"/>
-        </w:rPr>
-        <w:t>超过此值</w:t>
-      </w:r>
-      <w:r>
-        <w:rPr>
-          <w:rFonts w:hint="eastAsia"/>
-        </w:rPr>
-        <w:t>,</w:t>
-      </w:r>
-      <w:r>
-        <w:rPr>
-          <w:rFonts w:hint="eastAsia"/>
-        </w:rPr>
-        <w:t>则在数学上</w:t>
-      </w:r>
-      <w:r>
-        <w:rPr>
-          <w:rFonts w:hint="eastAsia"/>
-          <w:b/>
-          <w:bCs/>
-        </w:rPr>
         <w:t>无法保证</w:t>
       </w:r>
       <w:r>
@@ -4570,21 +4537,7 @@
         <w:rPr>
           <w:rStyle w:val="a8"/>
         </w:rPr>
-        <w:t>权重的</w:t>
-      </w:r>
-      <w:proofErr w:type="gramStart"/>
-      <w:r>
-        <w:rPr>
-          <w:rStyle w:val="a8"/>
-        </w:rPr>
-        <w:t>平方与</w:t>
-      </w:r>
-      <w:proofErr w:type="gramEnd"/>
-      <w:r>
-        <w:rPr>
-          <w:rStyle w:val="a8"/>
-        </w:rPr>
-        <w:t>隐私预算的平方成反比关系，限制了信息的泄露</w:t>
+        <w:t>权重的平方与隐私预算的平方成反比关系，限制了信息的泄露</w:t>
       </w:r>
     </w:p>
     <w:p>
@@ -5445,7 +5398,7 @@
       <w:pPr>
         <w:pStyle w:val="2"/>
         <w:rPr>
-          <w:rFonts w:ascii="宋体" w:hAnsi="宋体" w:cs="宋体" w:hint="eastAsia"/>
+          <w:rFonts w:ascii="宋体" w:hAnsi="宋体" w:cs="宋体"/>
         </w:rPr>
       </w:pPr>
       <w:bookmarkStart w:id="12" w:name="_Toc225588300"/>
@@ -5476,17 +5429,17 @@
         <w:ind w:left="360" w:firstLineChars="0" w:firstLine="0"/>
         <w:jc w:val="left"/>
         <w:rPr>
-          <w:rFonts w:ascii="宋体" w:hAnsi="宋体" w:cs="宋体" w:hint="eastAsia"/>
-          <w:kern w:val="0"/>
-          <w:sz w:val="24"/>
-        </w:rPr>
-      </w:pPr>
-      <w:r>
-        <w:rPr>
           <w:rFonts w:ascii="宋体" w:hAnsi="宋体" w:cs="宋体"/>
           <w:kern w:val="0"/>
           <w:sz w:val="24"/>
         </w:rPr>
+      </w:pPr>
+      <w:r>
+        <w:rPr>
+          <w:rFonts w:ascii="宋体" w:hAnsi="宋体" w:cs="宋体"/>
+          <w:kern w:val="0"/>
+          <w:sz w:val="24"/>
+        </w:rPr>
         <w:t>基于</w:t>
       </w:r>
       <w:r>
@@ -5497,29 +5450,7 @@
           <w:kern w:val="0"/>
           <w:sz w:val="24"/>
         </w:rPr>
-        <w:t>交替</w:t>
-      </w:r>
-      <w:proofErr w:type="gramStart"/>
-      <w:r>
-        <w:rPr>
-          <w:rFonts w:ascii="Arial" w:hAnsi="Arial" w:cs="Arial"/>
-          <w:b/>
-          <w:bCs/>
-          <w:kern w:val="0"/>
-          <w:sz w:val="24"/>
-        </w:rPr>
-        <w:t>凸</w:t>
-      </w:r>
-      <w:proofErr w:type="gramEnd"/>
-      <w:r>
-        <w:rPr>
-          <w:rFonts w:ascii="Arial" w:hAnsi="Arial" w:cs="Arial"/>
-          <w:b/>
-          <w:bCs/>
-          <w:kern w:val="0"/>
-          <w:sz w:val="24"/>
-        </w:rPr>
-        <w:t>搜索</w:t>
+        <w:t>交替凸搜索</w:t>
       </w:r>
       <w:r>
         <w:rPr>
@@ -5593,56 +5524,56 @@
         <w:widowControl/>
         <w:jc w:val="left"/>
         <w:rPr>
-          <w:rFonts w:ascii="宋体" w:hAnsi="宋体" w:cs="宋体" w:hint="eastAsia"/>
-          <w:kern w:val="0"/>
-          <w:sz w:val="24"/>
-        </w:rPr>
-      </w:pPr>
-    </w:p>
-    <w:p>
-      <w:pPr>
-        <w:pStyle w:val="2"/>
-        <w:rPr>
-          <w:rFonts w:ascii="宋体" w:hAnsi="宋体" w:cs="宋体" w:hint="eastAsia"/>
-        </w:rPr>
-      </w:pPr>
-      <w:bookmarkStart w:id="13" w:name="_Toc225588301"/>
-      <w:r>
-        <w:rPr>
-          <w:rFonts w:hint="eastAsia"/>
-        </w:rPr>
-        <w:t>2.2</w:t>
-      </w:r>
-      <w:r>
-        <w:t>控制层</w:t>
-      </w:r>
-      <w:r>
-        <w:t xml:space="preserve"> (Control Layer)</w:t>
-      </w:r>
-      <w:r>
-        <w:rPr>
-          <w:rFonts w:ascii="宋体" w:hAnsi="宋体" w:cs="宋体"/>
-        </w:rPr>
-        <w:t>：</w:t>
-      </w:r>
-      <w:bookmarkEnd w:id="13"/>
-    </w:p>
-    <w:p>
-      <w:pPr>
-        <w:widowControl/>
-        <w:jc w:val="left"/>
-        <w:rPr>
-          <w:rFonts w:ascii="宋体" w:hAnsi="宋体" w:cs="宋体" w:hint="eastAsia"/>
-          <w:kern w:val="0"/>
-          <w:sz w:val="24"/>
-        </w:rPr>
-      </w:pPr>
-      <w:r>
-        <w:rPr>
           <w:rFonts w:ascii="宋体" w:hAnsi="宋体" w:cs="宋体"/>
           <w:kern w:val="0"/>
           <w:sz w:val="24"/>
         </w:rPr>
+      </w:pPr>
+    </w:p>
+    <w:p>
+      <w:pPr>
+        <w:pStyle w:val="2"/>
+        <w:rPr>
+          <w:rFonts w:ascii="宋体" w:hAnsi="宋体" w:cs="宋体"/>
+        </w:rPr>
+      </w:pPr>
+      <w:bookmarkStart w:id="13" w:name="_Toc225588301"/>
+      <w:r>
+        <w:rPr>
+          <w:rFonts w:hint="eastAsia"/>
+        </w:rPr>
+        <w:t>2.2</w:t>
+      </w:r>
+      <w:r>
+        <w:t>控制层</w:t>
+      </w:r>
+      <w:r>
+        <w:t xml:space="preserve"> (Control Layer)</w:t>
+      </w:r>
+      <w:r>
+        <w:rPr>
+          <w:rFonts w:ascii="宋体" w:hAnsi="宋体" w:cs="宋体"/>
+        </w:rPr>
+        <w:t>：</w:t>
+      </w:r>
+      <w:bookmarkEnd w:id="13"/>
+    </w:p>
+    <w:p>
+      <w:pPr>
+        <w:widowControl/>
+        <w:jc w:val="left"/>
+        <w:rPr>
+          <w:rFonts w:ascii="宋体" w:hAnsi="宋体" w:cs="宋体"/>
+          <w:kern w:val="0"/>
+          <w:sz w:val="24"/>
+        </w:rPr>
+      </w:pPr>
+      <w:r>
+        <w:rPr>
+          <w:rFonts w:ascii="宋体" w:hAnsi="宋体" w:cs="宋体"/>
+          <w:kern w:val="0"/>
+          <w:sz w:val="24"/>
+        </w:rPr>
         <w:t>采用基于拉普拉斯矩阵的</w:t>
       </w:r>
       <w:r>
@@ -5689,7 +5620,6 @@
         </w:rPr>
         <w:t xml:space="preserve">矩阵与邻居交换位置信息，计算相对位置误差，驱动自身向目标坐标 </w:t>
       </w:r>
-      <w:proofErr w:type="spellStart"/>
       <w:r>
         <w:rPr>
           <w:rFonts w:ascii="Arial" w:hAnsi="Arial" w:cs="Arial"/>
@@ -5698,7 +5628,6 @@
         </w:rPr>
         <w:t>target_coords</w:t>
       </w:r>
-      <w:proofErr w:type="spellEnd"/>
       <w:r>
         <w:rPr>
           <w:rFonts w:ascii="宋体" w:hAnsi="宋体" w:cs="宋体"/>
@@ -5723,7 +5652,7 @@
       <w:pPr>
         <w:pStyle w:val="2"/>
         <w:rPr>
-          <w:rFonts w:ascii="宋体" w:hAnsi="宋体" w:cs="宋体" w:hint="eastAsia"/>
+          <w:rFonts w:ascii="宋体" w:hAnsi="宋体" w:cs="宋体"/>
         </w:rPr>
       </w:pPr>
       <w:bookmarkStart w:id="14" w:name="_Toc225588302"/>
@@ -5902,21 +5831,7 @@
         <w:rPr>
           <w:rFonts w:ascii="Arial" w:hAnsi="Arial" w:cs="Arial"/>
         </w:rPr>
-        <w:t>：</w:t>
-      </w:r>
-      <w:proofErr w:type="gramStart"/>
-      <w:r>
-        <w:rPr>
-          <w:rFonts w:ascii="Arial" w:hAnsi="Arial" w:cs="Arial"/>
-        </w:rPr>
-        <w:t>初始边</w:t>
-      </w:r>
-      <w:proofErr w:type="gramEnd"/>
-      <w:r>
-        <w:rPr>
-          <w:rFonts w:ascii="Arial" w:hAnsi="Arial" w:cs="Arial"/>
-        </w:rPr>
-        <w:t>集合、隐私上限</w:t>
+        <w:t>：初始边集合、隐私上限</w:t>
       </w:r>
       <m:oMath>
         <m:sSub>
@@ -5964,14 +5879,12 @@
         </w:rPr>
         <w:t>、系统参数</w:t>
       </w:r>
-      <w:proofErr w:type="spellStart"/>
       <w:r>
         <w:rPr>
           <w:rFonts w:ascii="Arial" w:hAnsi="Arial" w:cs="Arial" w:hint="eastAsia"/>
         </w:rPr>
         <w:t>e_R</w:t>
       </w:r>
-      <w:proofErr w:type="spellEnd"/>
       <w:r>
         <w:rPr>
           <w:rStyle w:val="math-inline"/>
@@ -6195,21 +6108,7 @@
         <w:rPr>
           <w:rFonts w:ascii="Arial" w:hAnsi="Arial" w:cs="Arial"/>
         </w:rPr>
-        <w:t>，求解</w:t>
-      </w:r>
-      <w:proofErr w:type="gramStart"/>
-      <w:r>
-        <w:rPr>
-          <w:rFonts w:ascii="Arial" w:hAnsi="Arial" w:cs="Arial"/>
-        </w:rPr>
-        <w:t>凸</w:t>
-      </w:r>
-      <w:proofErr w:type="gramEnd"/>
-      <w:r>
-        <w:rPr>
-          <w:rFonts w:ascii="Arial" w:hAnsi="Arial" w:cs="Arial"/>
-        </w:rPr>
-        <w:t>优化问题，更新</w:t>
+        <w:t>，求解凸优化问题，更新</w:t>
       </w:r>
       <m:oMath>
         <m:r>
@@ -6323,7 +6222,7 @@
           <m:sSubPr>
             <m:ctrlPr>
               <w:rPr>
-                <w:rFonts w:ascii="Cambria Math" w:eastAsia="等线 Light" w:hAnsi="Cambria Math" w:cs="Arial"/>
+                <w:rFonts w:ascii="Cambria Math" w:eastAsia="DengXian Light" w:hAnsi="Cambria Math" w:cs="Arial"/>
                 <w:b/>
                 <w:bCs/>
                 <w:i/>
@@ -6339,7 +6238,7 @@
                 <m:sty m:val="bi"/>
               </m:rPr>
               <w:rPr>
-                <w:rFonts w:ascii="Cambria Math" w:eastAsia="等线 Light" w:hAnsi="Cambria Math" w:cs="Arial"/>
+                <w:rFonts w:ascii="Cambria Math" w:eastAsia="DengXian Light" w:hAnsi="Cambria Math" w:cs="Arial"/>
                 <w:kern w:val="0"/>
                 <w:sz w:val="24"/>
               </w:rPr>
@@ -6352,7 +6251,7 @@
                 <m:sty m:val="bi"/>
               </m:rPr>
               <w:rPr>
-                <w:rFonts w:ascii="Cambria Math" w:eastAsia="等线 Light" w:hAnsi="Cambria Math" w:cs="Arial"/>
+                <w:rFonts w:ascii="Cambria Math" w:eastAsia="DengXian Light" w:hAnsi="Cambria Math" w:cs="Arial"/>
                 <w:kern w:val="0"/>
                 <w:sz w:val="24"/>
               </w:rPr>
@@ -6412,27 +6311,7 @@
           <w:kern w:val="0"/>
           <w:sz w:val="24"/>
         </w:rPr>
-        <w:t xml:space="preserve"> </w:t>
-      </w:r>
-      <w:proofErr w:type="spellStart"/>
-      <w:r>
-        <w:rPr>
-          <w:rFonts w:ascii="Arial" w:hAnsi="Arial" w:cs="Arial"/>
-          <w:iCs/>
-          <w:kern w:val="0"/>
-          <w:sz w:val="24"/>
-        </w:rPr>
-        <w:t>initial_position.json</w:t>
-      </w:r>
-      <w:proofErr w:type="spellEnd"/>
-      <w:r>
-        <w:rPr>
-          <w:rFonts w:ascii="Arial" w:hAnsi="Arial" w:cs="Arial"/>
-          <w:iCs/>
-          <w:kern w:val="0"/>
-          <w:sz w:val="24"/>
-        </w:rPr>
-        <w:t xml:space="preserve"> </w:t>
+        <w:t xml:space="preserve"> initial_position.json </w:t>
       </w:r>
       <w:r>
         <w:rPr>
@@ -7011,14 +6890,12 @@
       <w:r>
         <w:t xml:space="preserve"> (</w:t>
       </w:r>
-      <w:proofErr w:type="spellStart"/>
       <w:r>
         <w:rPr>
           <w:rStyle w:val="VerbatimChar"/>
         </w:rPr>
         <w:t>SimulationConfig</w:t>
       </w:r>
-      <w:proofErr w:type="spellEnd"/>
       <w:r>
         <w:t>)</w:t>
       </w:r>
@@ -7201,25 +7078,7 @@
           <w:b/>
           <w:bCs/>
         </w:rPr>
-        <w:t>引理</w:t>
-      </w:r>
-      <w:proofErr w:type="gramStart"/>
-      <w:r>
-        <w:rPr>
-          <w:rFonts w:hint="eastAsia"/>
-          <w:b/>
-          <w:bCs/>
-        </w:rPr>
-        <w:t>一</w:t>
-      </w:r>
-      <w:proofErr w:type="gramEnd"/>
-      <w:r>
-        <w:rPr>
-          <w:rFonts w:hint="eastAsia"/>
-          <w:b/>
-          <w:bCs/>
-        </w:rPr>
-        <w:t>参数</w:t>
+        <w:t>引理一参数</w:t>
       </w:r>
       <w:r>
         <w:t xml:space="preserve">: </w:t>
@@ -7416,21 +7275,7 @@
         <w:rPr>
           <w:rFonts w:hint="eastAsia"/>
         </w:rPr>
-        <w:t>通信网络中</w:t>
-      </w:r>
-      <w:proofErr w:type="gramStart"/>
-      <w:r>
-        <w:rPr>
-          <w:rFonts w:hint="eastAsia"/>
-        </w:rPr>
-        <w:t>所有边</w:t>
-      </w:r>
-      <w:proofErr w:type="gramEnd"/>
-      <w:r>
-        <w:rPr>
-          <w:rFonts w:hint="eastAsia"/>
-        </w:rPr>
-        <w:t>权重的总和上限。</w:t>
+        <w:t>通信网络中所有边权重的总和上限。</w:t>
       </w:r>
     </w:p>
     <w:p>
@@ -7542,8 +7387,11 @@
     </w:p>
     <w:p>
       <w:r>
-        <w:pict w14:anchorId="58A0ACCC">
-          <v:rect id="_x0000_i1025" style="width:0;height:1.5pt" o:hralign="center" o:hrstd="t" o:hr="t"/>
+        <w:rPr>
+          <w:noProof/>
+        </w:rPr>
+        <w:pict w14:anchorId="728176FA">
+          <v:rect id="_x0000_i1028" alt="" style="width:415.3pt;height:.05pt;mso-width-percent:0;mso-height-percent:0;mso-width-percent:0;mso-height-percent:0" o:hralign="center" o:hrstd="t" o:hr="t"/>
         </w:pict>
       </w:r>
     </w:p>
@@ -7566,14 +7414,12 @@
       <w:r>
         <w:t xml:space="preserve"> (</w:t>
       </w:r>
-      <w:proofErr w:type="spellStart"/>
       <w:r>
         <w:rPr>
           <w:rStyle w:val="VerbatimChar"/>
         </w:rPr>
         <w:t>GraphTopology</w:t>
       </w:r>
-      <w:proofErr w:type="spellEnd"/>
       <w:r>
         <w:t>)</w:t>
       </w:r>
@@ -7604,68 +7450,34 @@
           <w:b/>
           <w:bCs/>
         </w:rPr>
-        <w:t>__</w:t>
-      </w:r>
-      <w:proofErr w:type="spellStart"/>
+        <w:t>__init__(N, edges)</w:t>
+      </w:r>
+      <w:r>
+        <w:t xml:space="preserve">: </w:t>
+      </w:r>
+      <w:r>
+        <w:rPr>
+          <w:rFonts w:hint="eastAsia"/>
+        </w:rPr>
+        <w:t>根据</w:t>
+      </w:r>
+      <w:r>
+        <w:t xml:space="preserve"> </w:t>
+      </w:r>
       <w:r>
         <w:rPr>
           <w:rStyle w:val="VerbatimChar"/>
-          <w:b/>
-          <w:bCs/>
-        </w:rPr>
-        <w:t>init</w:t>
-      </w:r>
-      <w:proofErr w:type="spellEnd"/>
-      <w:r>
-        <w:rPr>
-          <w:rStyle w:val="VerbatimChar"/>
-          <w:b/>
-          <w:bCs/>
-        </w:rPr>
-        <w:t>__(N, edges)</w:t>
-      </w:r>
-      <w:r>
-        <w:t xml:space="preserve">: </w:t>
-      </w:r>
-      <w:r>
-        <w:rPr>
-          <w:rFonts w:hint="eastAsia"/>
-        </w:rPr>
-        <w:t>根据</w:t>
+        </w:rPr>
+        <w:t>initial_edges.json</w:t>
       </w:r>
       <w:r>
         <w:t xml:space="preserve"> </w:t>
       </w:r>
-      <w:proofErr w:type="spellStart"/>
-      <w:r>
-        <w:rPr>
-          <w:rStyle w:val="VerbatimChar"/>
-        </w:rPr>
-        <w:t>initial_edges.json</w:t>
-      </w:r>
-      <w:proofErr w:type="spellEnd"/>
-      <w:r>
-        <w:t xml:space="preserve"> </w:t>
-      </w:r>
-      <w:r>
-        <w:rPr>
-          <w:rFonts w:hint="eastAsia"/>
-        </w:rPr>
-        <w:t>读取</w:t>
-      </w:r>
-      <w:proofErr w:type="gramStart"/>
-      <w:r>
-        <w:rPr>
-          <w:rFonts w:hint="eastAsia"/>
-        </w:rPr>
-        <w:t>初始边</w:t>
-      </w:r>
-      <w:proofErr w:type="gramEnd"/>
-      <w:r>
-        <w:rPr>
-          <w:rFonts w:hint="eastAsia"/>
-        </w:rPr>
-        <w:t>集，构建</w:t>
+      <w:r>
+        <w:rPr>
+          <w:rFonts w:hint="eastAsia"/>
+        </w:rPr>
+        <w:t>读取初始边集，构建</w:t>
       </w:r>
       <w:r>
         <w:t xml:space="preserve"> 0-1 </w:t>
@@ -7721,23 +7533,13 @@
           <w:numId w:val="5"/>
         </w:numPr>
       </w:pPr>
-      <w:proofErr w:type="spellStart"/>
       <w:r>
         <w:rPr>
           <w:rStyle w:val="VerbatimChar"/>
           <w:b/>
           <w:bCs/>
         </w:rPr>
-        <w:t>build_laplacian</w:t>
-      </w:r>
-      <w:proofErr w:type="spellEnd"/>
-      <w:r>
-        <w:rPr>
-          <w:rStyle w:val="VerbatimChar"/>
-          <w:b/>
-          <w:bCs/>
-        </w:rPr>
-        <w:t>(W)</w:t>
+        <w:t>build_laplacian(W)</w:t>
       </w:r>
       <w:r>
         <w:t xml:space="preserve">: </w:t>
@@ -7901,8 +7703,11 @@
     </w:p>
     <w:p>
       <w:r>
-        <w:pict w14:anchorId="2711FDC1">
-          <v:rect id="_x0000_i1026" style="width:0;height:1.5pt" o:hralign="center" o:hrstd="t" o:hr="t"/>
+        <w:rPr>
+          <w:noProof/>
+        </w:rPr>
+        <w:pict w14:anchorId="4242FA08">
+          <v:rect id="_x0000_i1027" alt="" style="width:415.3pt;height:.05pt;mso-width-percent:0;mso-height-percent:0;mso-width-percent:0;mso-height-percent:0" o:hralign="center" o:hrstd="t" o:hr="t"/>
         </w:pict>
       </w:r>
     </w:p>
@@ -7925,14 +7730,12 @@
       <w:r>
         <w:t xml:space="preserve"> (</w:t>
       </w:r>
-      <w:proofErr w:type="spellStart"/>
       <w:r>
         <w:rPr>
           <w:rStyle w:val="VerbatimChar"/>
         </w:rPr>
         <w:t>ACSOptimizer</w:t>
       </w:r>
-      <w:proofErr w:type="spellEnd"/>
       <w:r>
         <w:t>)</w:t>
       </w:r>
@@ -7946,21 +7749,7 @@
         <w:rPr>
           <w:rFonts w:hint="eastAsia"/>
         </w:rPr>
-        <w:t>采用交替迭代策略解决非</w:t>
-      </w:r>
-      <w:proofErr w:type="gramStart"/>
-      <w:r>
-        <w:rPr>
-          <w:rFonts w:hint="eastAsia"/>
-        </w:rPr>
-        <w:t>凸</w:t>
-      </w:r>
-      <w:proofErr w:type="gramEnd"/>
-      <w:r>
-        <w:rPr>
-          <w:rFonts w:hint="eastAsia"/>
-        </w:rPr>
-        <w:t>的协同设计问题。</w:t>
+        <w:t>采用交替迭代策略解决非凸的协同设计问题。</w:t>
       </w:r>
     </w:p>
     <w:p>
@@ -8275,18 +8064,8 @@
           <w:b/>
           <w:bCs/>
         </w:rPr>
-        <w:t>误差</w:t>
-      </w:r>
-      <w:proofErr w:type="gramStart"/>
-      <w:r>
-        <w:rPr>
-          <w:rFonts w:hint="eastAsia"/>
-          <w:b/>
-          <w:bCs/>
-        </w:rPr>
-        <w:t>流平衡</w:t>
-      </w:r>
-      <w:proofErr w:type="gramEnd"/>
+        <w:t>误差流平衡</w:t>
+      </w:r>
       <w:r>
         <w:t xml:space="preserve">: </w:t>
       </w:r>
@@ -8901,14 +8680,12 @@
       <w:r>
         <w:t xml:space="preserve"> (</w:t>
       </w:r>
-      <w:proofErr w:type="spellStart"/>
       <w:r>
         <w:rPr>
           <w:rStyle w:val="VerbatimChar"/>
         </w:rPr>
         <w:t>run_acs</w:t>
       </w:r>
-      <w:proofErr w:type="spellEnd"/>
       <w:r>
         <w:t>)</w:t>
       </w:r>
@@ -9019,8 +8796,11 @@
     </w:p>
     <w:p>
       <w:r>
-        <w:pict w14:anchorId="7840A150">
-          <v:rect id="_x0000_i1027" style="width:0;height:1.5pt" o:hralign="center" o:hrstd="t" o:hr="t"/>
+        <w:rPr>
+          <w:noProof/>
+        </w:rPr>
+        <w:pict w14:anchorId="28923891">
+          <v:rect id="_x0000_i1026" alt="" style="width:415.3pt;height:.05pt;mso-width-percent:0;mso-height-percent:0;mso-width-percent:0;mso-height-percent:0" o:hralign="center" o:hrstd="t" o:hr="t"/>
         </w:pict>
       </w:r>
     </w:p>
@@ -9401,14 +9181,12 @@
       <w:r>
         <w:t xml:space="preserve"> </w:t>
       </w:r>
-      <w:proofErr w:type="spellStart"/>
       <w:r>
         <w:rPr>
           <w:rStyle w:val="VerbatimChar"/>
         </w:rPr>
         <w:t>run_compare_task</w:t>
       </w:r>
-      <w:proofErr w:type="spellEnd"/>
       <w:r>
         <w:t xml:space="preserve"> </w:t>
       </w:r>
@@ -9460,8 +9238,11 @@
     </w:p>
     <w:p>
       <w:r>
-        <w:pict w14:anchorId="62796FD9">
-          <v:rect id="_x0000_i1028" style="width:0;height:1.5pt" o:hralign="center" o:hrstd="t" o:hr="t"/>
+        <w:rPr>
+          <w:noProof/>
+        </w:rPr>
+        <w:pict w14:anchorId="51CC30C5">
+          <v:rect id="_x0000_i1025" alt="" style="width:415.3pt;height:.05pt;mso-width-percent:0;mso-height-percent:0;mso-width-percent:0;mso-height-percent:0" o:hralign="center" o:hrstd="t" o:hr="t"/>
         </w:pict>
       </w:r>
     </w:p>
@@ -9503,7 +9284,6 @@
           <w:numId w:val="5"/>
         </w:numPr>
       </w:pPr>
-      <w:proofErr w:type="spellStart"/>
       <w:r>
         <w:rPr>
           <w:rStyle w:val="VerbatimChar"/>
@@ -9512,7 +9292,6 @@
         </w:rPr>
         <w:t>plot_results</w:t>
       </w:r>
-      <w:proofErr w:type="spellEnd"/>
       <w:r>
         <w:t xml:space="preserve">: </w:t>
       </w:r>
@@ -9758,15 +9537,7 @@
         <w:t xml:space="preserve"> (</w:t>
       </w:r>
       <w:r>
-        <w:t>交替</w:t>
-      </w:r>
-      <w:proofErr w:type="gramStart"/>
-      <w:r>
-        <w:t>凸</w:t>
-      </w:r>
-      <w:proofErr w:type="gramEnd"/>
-      <w:r>
-        <w:t>搜索</w:t>
+        <w:t>交替凸搜索</w:t>
       </w:r>
       <w:r>
         <w:t>)</w:t>
